--- a/zaini_case_audit_output/outputs/word/documents/083_مذكرة جوابية من الملتمس ضدهم عدنان احمد زيني وعاتقة الحرازي في الالتماس المقدم ب.docx
+++ b/zaini_case_audit_output/outputs/word/documents/083_مذكرة جوابية من الملتمس ضدهم عدنان احمد زيني وعاتقة الحرازي في الالتماس المقدم ب.docx
@@ -53,6 +53,20 @@
         <w:t>[مخرج آلي / Script Output - سماوي]  [مخرج آلي يحتاج مراجعة بشرية - وردي]</w:t>
       </w:r>
     </w:p>
+    <w:p>
+      <w:pPr>
+        <w:jc w:val="right"/>
+        <w:bidi/>
+      </w:pPr>
+      <w:r>
+        <w:rPr>
+          <w:b w:val="0"/>
+          <w:i/>
+          <w:color w:val="C00000"/>
+        </w:rPr>
+        <w:t>[نص ممسوح OCR صُحِّح ترتيبه آلياً — قد يحتوي أخطاء طفيفة]</w:t>
+      </w:r>
+    </w:p>
     <w:p/>
     <w:p>
       <w:pPr>
@@ -79,7 +93,7 @@
         </w:rPr>
         <w:t>التاريخ: 15/08/1445هـ</w:t>
         <w:br/>
-        <w:t>الموافق: 25/02/2023م (هكذا ورد)</w:t>
+        <w:t>(درو اذكه) م25/02/2023 :قفاوملا</w:t>
       </w:r>
     </w:p>
     <w:p>
@@ -208,7 +222,7 @@
           <w:b w:val="0"/>
           <w:i w:val="0"/>
         </w:rPr>
-        <w:t>المحامي د. محمد بن فواز بن نمير الثعلي، المستلمَس ضده ووكالة.</w:t>
+        <w:t>.ةلاكوو هدض سَملتسملا ،يلعثلا ريمن نب زاوف نب دمحم .د يماحملا</w:t>
       </w:r>
     </w:p>
     <w:p>

--- a/zaini_case_audit_output/outputs/word/documents/083_مذكرة جوابية من الملتمس ضدهم عدنان احمد زيني وعاتقة الحرازي في الالتماس المقدم ب.docx
+++ b/zaini_case_audit_output/outputs/word/documents/083_مذكرة جوابية من الملتمس ضدهم عدنان احمد زيني وعاتقة الحرازي في الالتماس المقدم ب.docx
@@ -70,14 +70,13 @@
     <w:p/>
     <w:p>
       <w:pPr>
+        <w:pStyle w:val="Heading2"/>
         <w:jc w:val="right"/>
         <w:bidi/>
       </w:pPr>
       <w:r>
-        <w:rPr>
-          <w:b w:val="0"/>
-          <w:i w:val="0"/>
-        </w:rPr>
+        <w:t>[نص الضبط / الحكم — المتن الفعلي] ===</w:t>
+        <w:br/>
         <w:t>[ملاحظة المعالجة: مذكرة جوابية من الملتمس ضدهم عدنان أحمد زيني وعاتقة الحرازي في الالتماس المقدم برقم 42824717 بتاريخ 15-08-1445هـ. ملف PDF حجمه نحو 4.49 ميجابايت، والنص المستخرج كبير (نحو 85 ألف حرف) وبترميز عربي معكوس ومتداخل عبر صفحات عديدة. وفيما يلي تفريغ الجزء القابل للقراءة من رأس المذكرة:]</w:t>
       </w:r>
     </w:p>

--- a/zaini_case_audit_output/outputs/word/documents/083_مذكرة جوابية من الملتمس ضدهم عدنان احمد زيني وعاتقة الحرازي في الالتماس المقدم ب.docx
+++ b/zaini_case_audit_output/outputs/word/documents/083_مذكرة جوابية من الملتمس ضدهم عدنان احمد زيني وعاتقة الحرازي في الالتماس المقدم ب.docx
@@ -75,7 +75,7 @@
         <w:bidi/>
       </w:pPr>
       <w:r>
-        <w:t>[نص الضبط / الحكم — المتن الفعلي] ===</w:t>
+        <w:t>[المتن الفعلي: الوقائع / الأسباب / المنطوق] ===</w:t>
         <w:br/>
         <w:t>[ملاحظة المعالجة: مذكرة جوابية من الملتمس ضدهم عدنان أحمد زيني وعاتقة الحرازي في الالتماس المقدم برقم 42824717 بتاريخ 15-08-1445هـ. ملف PDF حجمه نحو 4.49 ميجابايت، والنص المستخرج كبير (نحو 85 ألف حرف) وبترميز عربي معكوس ومتداخل عبر صفحات عديدة. وفيما يلي تفريغ الجزء القابل للقراءة من رأس المذكرة:]</w:t>
       </w:r>
@@ -97,15 +97,24 @@
     </w:p>
     <w:p>
       <w:pPr>
+        <w:pStyle w:val="Heading2"/>
         <w:jc w:val="right"/>
         <w:bidi/>
       </w:pPr>
       <w:r>
-        <w:rPr>
-          <w:b w:val="0"/>
-          <w:i w:val="0"/>
-        </w:rPr>
+        <w:t>[المُرسَل إليه / المخاطَب والتحية] ===</w:t>
+        <w:br/>
         <w:t>أصحاب الفضيلة رئيس وأعضاء دائرة الاستئناف التجارية الثانية بمحكمة الاستئناف التجارية، سلمهم الله</w:t>
+      </w:r>
+    </w:p>
+    <w:p>
+      <w:pPr>
+        <w:pStyle w:val="Heading2"/>
+        <w:jc w:val="right"/>
+        <w:bidi/>
+      </w:pPr>
+      <w:r>
+        <w:t>[المتن الفعلي: الوقائع / الأسباب / المنطوق] ===</w:t>
         <w:br/>
         <w:t>السلام عليكم ورحمة الله وبركاته</w:t>
       </w:r>
@@ -196,15 +205,24 @@
     </w:p>
     <w:p>
       <w:pPr>
+        <w:pStyle w:val="Heading2"/>
         <w:jc w:val="right"/>
         <w:bidi/>
       </w:pPr>
       <w:r>
-        <w:rPr>
-          <w:b w:val="0"/>
-          <w:i w:val="0"/>
-        </w:rPr>
+        <w:t>[الطلبات / المرفقات] ===</w:t>
+        <w:br/>
         <w:t>والدائرة سبق أن رفضت تلك الدفوع المقدمة منه. ويزعم أنها أوراق جديدة، وقد سبق للدائرة الموقرة أن ألزمت الملتمس بالتقييم. وعليه فجميع ما أورده الملتمس مما سبق له إيراده أثناء المرافعة - سواء في هذه الدعوى أو في دعاوى أخرى - يتعين معه عدم قبول طلب التماسه، استنادا إلى المادة الواحدة والسبعين والمادة الثانية والسبعين من لائحة طرق الاعتراض. ولكل ما سبق نطلب من الدائرة الموقرة:</w:t>
+      </w:r>
+    </w:p>
+    <w:p>
+      <w:pPr>
+        <w:pStyle w:val="Heading2"/>
+        <w:jc w:val="right"/>
+        <w:bidi/>
+      </w:pPr>
+      <w:r>
+        <w:t>[المتن الفعلي: الوقائع / الأسباب / المنطوق] ===</w:t>
         <w:br/>
         <w:t>- عدم قبول الالتماس لما ذكر من أسباب إعادة النظر.</w:t>
         <w:br/>

--- a/zaini_case_audit_output/outputs/word/documents/083_مذكرة جوابية من الملتمس ضدهم عدنان احمد زيني وعاتقة الحرازي في الالتماس المقدم ب.docx
+++ b/zaini_case_audit_output/outputs/word/documents/083_مذكرة جوابية من الملتمس ضدهم عدنان احمد زيني وعاتقة الحرازي في الالتماس المقدم ب.docx
@@ -53,20 +53,6 @@
         <w:t>[مخرج آلي / Script Output - سماوي]  [مخرج آلي يحتاج مراجعة بشرية - وردي]</w:t>
       </w:r>
     </w:p>
-    <w:p>
-      <w:pPr>
-        <w:jc w:val="right"/>
-        <w:bidi/>
-      </w:pPr>
-      <w:r>
-        <w:rPr>
-          <w:b w:val="0"/>
-          <w:i/>
-          <w:color w:val="C00000"/>
-        </w:rPr>
-        <w:t>[نص ممسوح OCR صُحِّح ترتيبه آلياً — قد يحتوي أخطاء طفيفة]</w:t>
-      </w:r>
-    </w:p>
     <w:p/>
     <w:p>
       <w:pPr>
@@ -92,7 +78,7 @@
         </w:rPr>
         <w:t>التاريخ: 15/08/1445هـ</w:t>
         <w:br/>
-        <w:t>(درو اذكه) م25/02/2023 :قفاوملا</w:t>
+        <w:t>الموافق: 25/02/2023م (هكذا ورد)</w:t>
       </w:r>
     </w:p>
     <w:p>
@@ -231,27 +217,25 @@
     </w:p>
     <w:p>
       <w:pPr>
+        <w:pStyle w:val="Heading2"/>
         <w:jc w:val="right"/>
         <w:bidi/>
       </w:pPr>
       <w:r>
-        <w:rPr>
-          <w:b w:val="0"/>
-          <w:i w:val="0"/>
-        </w:rPr>
-        <w:t>.ةلاكوو هدض سَملتسملا ،يلعثلا ريمن نب زاوف نب دمحم .د يماحملا</w:t>
+        <w:t>[بيانات الأطراف: المدعي / المدعى عليه / الحاضرون] ===</w:t>
+        <w:br/>
+        <w:t>المحامي د. محمد بن فواز بن نمير الثعلي، المستلمَس ضده ووكالة.</w:t>
       </w:r>
     </w:p>
     <w:p>
       <w:pPr>
+        <w:pStyle w:val="Heading2"/>
         <w:jc w:val="right"/>
         <w:bidi/>
       </w:pPr>
       <w:r>
-        <w:rPr>
-          <w:b w:val="0"/>
-          <w:i w:val="0"/>
-        </w:rPr>
+        <w:t>[المتن الفعلي: الوقائع / الأسباب / المنطوق] ===</w:t>
+        <w:br/>
         <w:t>[الجزء المتبقي من المستند نص بترميز عربي معكوس ومتداخل، يتضمن بيانات أطراف القضية: المدعى عليه أسامة بن أحمد بن عباس زيني (هوية 1008017301)، المدعي عدنان أحمد عباس زيني (هوية 1017092733)، والمدعى عليها عاتقة محمد يحيى محمد علي الحرازي (هوية 1007056847)، ووقائع متعلقة بجلسات المحكمة وحضور وكيل المدعي ووثيقة الوكالة رقم 447042453 وحضور المحامين عثمان فواز وعبدالرحمن وعبدالله محمد وفيصل برئاسة فضيلة الرئيس ناصر العبداللطيف. تعذر تفريغه حرفيا.]</w:t>
       </w:r>
     </w:p>
